--- a/eng/docx/39.content.docx
+++ b/eng/docx/39.content.docx
@@ -19,7 +19,7 @@
         <w:rPr>
           <w:lang w:val="en_US" w:bidi="en_US"/>
         </w:rPr>
-        <w:t>Resource: Study Notes - Book Intros (Tyndale)</w:t>
+        <w:t>Resource: Tyndale Open Study Notes</w:t>
       </w:r>
       <w:r>
         <w:rPr>
@@ -112,7 +112,7 @@
         <w:rPr>
           <w:lang w:val="en_US" w:bidi="en_US"/>
         </w:rPr>
-        <w:t>Study Notes - Book Intros (Tyndale)</w:t>
+        <w:t>Tyndale Open Study Notes</w:t>
       </w:r>
     </w:p>
     <w:p>

--- a/eng/docx/39.content.docx
+++ b/eng/docx/39.content.docx
@@ -231,7 +231,19 @@
         <w:rPr>
           <w:lang w:val="en_US" w:bidi="en_US"/>
         </w:rPr>
-        <w:t>Malachi had a multifaceted ministry. As a sensitive pastor, Malachi offered God’s love to a disheartened people. As a wise theologian, he instructed the people of Judah in basic doctrine that emphasized God’s nature. As a stern prophet, Malachi rebuked corrupt priests and warned of God’s judgment. As a spiritual mentor, he called his people to more sincere worship and challenged them to live by the ethical standards of God’s covenant. Malachi conveys God’s simple but vital word to Israel: “I have always loved you” (</w:t>
+        <w:t>Malachi had several roles in his ministry. As a caring pastor, he reminded discouraged people that God loved them. As a wise teacher, he taught the people of Judah basic truths about God’s character. As a strong prophet, he warned corrupt priests about God’s judgment. As a spiritual guide, he called the people to sincere worship and urged them to live by the moral standards of God’s covenant (a binding agreement). Malachi gives Israel a simple but important message from God: “</w:t>
+      </w:r>
+      <w:r>
+        <w:rPr>
+          <w:lang w:val="en_US" w:bidi="en_US"/>
+        </w:rPr>
+        <w:t>I have loved you</w:t>
+      </w:r>
+      <w:r>
+        <w:rPr>
+          <w:lang w:val="en_US" w:bidi="en_US"/>
+        </w:rPr>
+        <w:t>” (</w:t>
       </w:r>
       <w:hyperlink r:id="rId13">
         <w:r>
@@ -274,20 +286,7 @@
         <w:rPr>
           <w:lang w:val="en_US" w:bidi="en_US"/>
         </w:rPr>
-        <w:t>Malachi wrote to Jews in the Persian province of Judea</w:t>
-      </w:r>
-      <w:r>
-        <w:rPr>
-          <w:i/>
-          <w:lang w:val="en_US" w:bidi="en_US"/>
-        </w:rPr>
-        <w:t>,</w:t>
-      </w:r>
-      <w:r>
-        <w:rPr>
-          <w:lang w:val="en_US" w:bidi="en_US"/>
-        </w:rPr>
-        <w:t xml:space="preserve"> probably during the reign of King Darius I of Persia (521–486 BC). Jewish exiles returning from Babylon had recently resettled in Judah, joining others who had not been deported.</w:t>
+        <w:t xml:space="preserve">Malachi wrote to Jews in the Persian province of Judea, probably during the rule of King Darius I of Persia (521–486 BC). Jewish exiles returning from Babylon had recently settled again in Judah. They joined those whom the Babylonians had not taken into exile. </w:t>
       </w:r>
     </w:p>
     <w:p>
@@ -301,7 +300,7 @@
         <w:rPr>
           <w:lang w:val="en_US" w:bidi="en_US"/>
         </w:rPr>
-        <w:t>At the time when Malachi preached, the Temple had been rebuilt, but it paled in comparison to Solomon’s Temple. The priests and the Levites were the power brokers of Judah, yet worship at the Temple was in a sorry state. The apathetic priests actually led people into sin, not out of it. Worshipers offered inferior animals as sacrifices and neglected God’s requirements for tithes and offerings. The hopes raised by Haggai and Zechariah for a revival of David’s dynasty through Zerubbabel seemed to have disappeared.</w:t>
+        <w:t>When Malachi preached, the temple had been rebuilt, but it was much less impressive than Solomon’s Temple. The priests and Levites held great influence in Judah, yet worship in the temple had become weak and careless. The priests led people into sin instead of guiding them toward God. Worshipers brought damaged or poor animals for sacrifice and failed to give the required tithes and offerings. The hopes announced earlier by the prophets Haggai and Zechariah also seemed to have faded. People no longer expected a new king from David’s family through Zerubbabel.</w:t>
       </w:r>
     </w:p>
     <w:p>
@@ -315,7 +314,25 @@
         <w:rPr>
           <w:lang w:val="en_US" w:bidi="en_US"/>
         </w:rPr>
-        <w:t>Malachi confronted a people given to religious cynicism, political skepticism, and spiritual disillusionment. They expected prosperity (</w:t>
+        <w:t>Malachi spoke to people who had become cynical about religion, doubtful about politics, and spiritually discouraged. They expected:</w:t>
+      </w:r>
+    </w:p>
+    <w:p>
+      <w:pPr>
+        <w:pStyle w:val="ListBullet"/>
+        <w:spacing w:line="240" w:lineRule="auto"/>
+        <w:ind w:left="720"/>
+      </w:pPr>
+      <w:r>
+        <w:rPr>
+          <w:lang w:val="en_US" w:bidi="en_US"/>
+        </w:rPr>
+      </w:r>
+      <w:r>
+        <w:rPr>
+          <w:lang w:val="en_US" w:bidi="en_US"/>
+        </w:rPr>
+        <w:t>prosperity (</w:t>
       </w:r>
       <w:hyperlink r:id="rId14">
         <w:r>
@@ -326,7 +343,7 @@
             <w:color w:val="0000EE"/>
             <w:u w:val="single"/>
           </w:rPr>
-          <w:t>Hag 2:7</w:t>
+          <w:t>Haggai 2:7</w:t>
         </w:r>
       </w:hyperlink>
       <w:r>
@@ -351,7 +368,25 @@
         <w:rPr>
           <w:lang w:val="en_US" w:bidi="en_US"/>
         </w:rPr>
-        <w:t>), a king from David’s line (</w:t>
+        <w:t>),</w:t>
+      </w:r>
+    </w:p>
+    <w:p>
+      <w:pPr>
+        <w:pStyle w:val="ListBullet"/>
+        <w:spacing w:line="240" w:lineRule="auto"/>
+        <w:ind w:left="720"/>
+      </w:pPr>
+      <w:r>
+        <w:rPr>
+          <w:lang w:val="en_US" w:bidi="en_US"/>
+        </w:rPr>
+      </w:r>
+      <w:r>
+        <w:rPr>
+          <w:lang w:val="en_US" w:bidi="en_US"/>
+        </w:rPr>
+        <w:t>a king from David’s family line (</w:t>
       </w:r>
       <w:hyperlink r:id="rId16">
         <w:r>
@@ -362,7 +397,7 @@
             <w:color w:val="0000EE"/>
             <w:u w:val="single"/>
           </w:rPr>
-          <w:t>Ezek 34:13</w:t>
+          <w:t>Ezekiel 34:13</w:t>
         </w:r>
       </w:hyperlink>
       <w:r>
@@ -387,7 +422,25 @@
         <w:rPr>
           <w:lang w:val="en_US" w:bidi="en_US"/>
         </w:rPr>
-        <w:t>), and the new covenant promised through Jeremiah (</w:t>
+        <w:t>), and</w:t>
+      </w:r>
+    </w:p>
+    <w:p>
+      <w:pPr>
+        <w:pStyle w:val="ListBullet"/>
+        <w:spacing w:line="240" w:lineRule="auto"/>
+        <w:ind w:left="720"/>
+      </w:pPr>
+      <w:r>
+        <w:rPr>
+          <w:lang w:val="en_US" w:bidi="en_US"/>
+        </w:rPr>
+      </w:r>
+      <w:r>
+        <w:rPr>
+          <w:lang w:val="en_US" w:bidi="en_US"/>
+        </w:rPr>
+        <w:t>the new covenant promised through the prophet Jeremiah (</w:t>
       </w:r>
       <w:hyperlink r:id="rId18">
         <w:r>
@@ -398,7 +451,7 @@
             <w:color w:val="0000EE"/>
             <w:u w:val="single"/>
           </w:rPr>
-          <w:t>Jer 31:23</w:t>
+          <w:t>Jeremiah 31:23</w:t>
         </w:r>
       </w:hyperlink>
       <w:r>
@@ -423,18 +476,7 @@
         <w:rPr>
           <w:lang w:val="en_US" w:bidi="en_US"/>
         </w:rPr>
-        <w:t>), but they saw none of these things. In the minds of many, God had failed his people.</w:t>
-      </w:r>
-    </w:p>
-    <w:p>
-      <w:pPr>
-        <w:pStyle w:val="Heading2"/>
-      </w:pPr>
-      <w:r>
-        <w:rPr>
-          <w:lang w:val="en_US" w:bidi="en_US"/>
-        </w:rPr>
-        <w:t>Summary</w:t>
+        <w:t>).</w:t>
       </w:r>
     </w:p>
     <w:p>
@@ -448,7 +490,168 @@
         <w:rPr>
           <w:lang w:val="en_US" w:bidi="en_US"/>
         </w:rPr>
-        <w:t>Malachi presents a brief theology of God intended to correct the wrong thinking of the people of Judah about their covenant relationship with the Lord. Malachi introduces his thesis—that God loves Israel (</w:t>
+        <w:t>But they did not see these promises fulfilled. Many people believed that God had failed them.</w:t>
+      </w:r>
+    </w:p>
+    <w:p>
+      <w:pPr>
+        <w:pStyle w:val="Heading2"/>
+      </w:pPr>
+      <w:r>
+        <w:rPr>
+          <w:lang w:val="en_US" w:bidi="en_US"/>
+        </w:rPr>
+        <w:t>Summary</w:t>
+      </w:r>
+    </w:p>
+    <w:p>
+      <w:pPr/>
+      <w:r>
+        <w:rPr>
+          <w:lang w:val="en_US" w:bidi="en_US"/>
+        </w:rPr>
+      </w:r>
+      <w:r>
+        <w:rPr>
+          <w:lang w:val="en_US" w:bidi="en_US"/>
+        </w:rPr>
+        <w:t>Malachi explains who God is so that the people of Judah can better understand their covenant relationship with him. The book begins with Malachi’s main message: God loves Israel (</w:t>
+      </w:r>
+      <w:hyperlink r:id="rId20">
+        <w:r>
+          <w:rPr>
+            <w:lang w:val="en_US" w:bidi="en_US"/>
+          </w:rPr>
+          <w:rPr>
+            <w:color w:val="0000EE"/>
+            <w:u w:val="single"/>
+          </w:rPr>
+          <w:t>1:2–5</w:t>
+        </w:r>
+      </w:hyperlink>
+      <w:r>
+        <w:rPr>
+          <w:lang w:val="en_US" w:bidi="en_US"/>
+        </w:rPr>
+        <w:t>). The prophet then develops this message through five more sections.</w:t>
+      </w:r>
+    </w:p>
+    <w:p>
+      <w:pPr/>
+      <w:r>
+        <w:rPr>
+          <w:lang w:val="en_US" w:bidi="en_US"/>
+        </w:rPr>
+      </w:r>
+      <w:r>
+        <w:rPr>
+          <w:lang w:val="en_US" w:bidi="en_US"/>
+        </w:rPr>
+        <w:t>The second message (</w:t>
+      </w:r>
+      <w:hyperlink r:id="rId21">
+        <w:r>
+          <w:rPr>
+            <w:lang w:val="en_US" w:bidi="en_US"/>
+          </w:rPr>
+          <w:rPr>
+            <w:color w:val="0000EE"/>
+            <w:u w:val="single"/>
+          </w:rPr>
+          <w:t>1:6–2:9</w:t>
+        </w:r>
+      </w:hyperlink>
+      <w:r>
+        <w:rPr>
+          <w:lang w:val="en_US" w:bidi="en_US"/>
+        </w:rPr>
+        <w:t>) speaks mainly to the priests and Levites serving in the Second Temple (the temple rebuilt after the return from exile). The second message teaches that God is the Lord and Father of Israel and deserves true worship. The third message (</w:t>
+      </w:r>
+      <w:hyperlink r:id="rId22">
+        <w:r>
+          <w:rPr>
+            <w:lang w:val="en_US" w:bidi="en_US"/>
+          </w:rPr>
+          <w:rPr>
+            <w:color w:val="0000EE"/>
+            <w:u w:val="single"/>
+          </w:rPr>
+          <w:t>2:10–16</w:t>
+        </w:r>
+      </w:hyperlink>
+      <w:r>
+        <w:rPr>
+          <w:lang w:val="en_US" w:bidi="en_US"/>
+        </w:rPr>
+        <w:t>) applies God’s love to human relationships, especially marriage. The fourth message(</w:t>
+      </w:r>
+      <w:hyperlink r:id="rId23">
+        <w:r>
+          <w:rPr>
+            <w:lang w:val="en_US" w:bidi="en_US"/>
+          </w:rPr>
+          <w:rPr>
+            <w:color w:val="0000EE"/>
+            <w:u w:val="single"/>
+          </w:rPr>
+          <w:t>2:17–3:5</w:t>
+        </w:r>
+      </w:hyperlink>
+      <w:r>
+        <w:rPr>
+          <w:lang w:val="en_US" w:bidi="en_US"/>
+        </w:rPr>
+        <w:t>) focuses on God’s justice, calls people to honesty in speech and in business, and seeks genuine concern for people in need. The fifth message (</w:t>
+      </w:r>
+      <w:hyperlink r:id="rId24">
+        <w:r>
+          <w:rPr>
+            <w:lang w:val="en_US" w:bidi="en_US"/>
+          </w:rPr>
+          <w:rPr>
+            <w:color w:val="0000EE"/>
+            <w:u w:val="single"/>
+          </w:rPr>
+          <w:t>3:6–12</w:t>
+        </w:r>
+      </w:hyperlink>
+      <w:r>
+        <w:rPr>
+          <w:lang w:val="en_US" w:bidi="en_US"/>
+        </w:rPr>
+        <w:t>) emphasizes God’s faithfulness and calls the people to faithful worship, especially through tithes and offerings. The final message(</w:t>
+      </w:r>
+      <w:hyperlink r:id="rId25">
+        <w:r>
+          <w:rPr>
+            <w:lang w:val="en_US" w:bidi="en_US"/>
+          </w:rPr>
+          <w:rPr>
+            <w:color w:val="0000EE"/>
+            <w:u w:val="single"/>
+          </w:rPr>
+          <w:t>3:13–4:3</w:t>
+        </w:r>
+      </w:hyperlink>
+      <w:r>
+        <w:rPr>
+          <w:lang w:val="en_US" w:bidi="en_US"/>
+        </w:rPr>
+        <w:t>) again calls Israel to honesty and faithfulness as they look toward the coming day of the Lord.</w:t>
+      </w:r>
+    </w:p>
+    <w:p>
+      <w:pPr/>
+      <w:r>
+        <w:rPr>
+          <w:lang w:val="en_US" w:bidi="en_US"/>
+        </w:rPr>
+      </w:r>
+      <w:r>
+        <w:rPr>
+          <w:lang w:val="en_US" w:bidi="en_US"/>
+        </w:rPr>
+        <w:t>Malachi’s care for the people appears throughout his preaching. He begins and ends his book with words of encouragement (</w:t>
       </w:r>
       <w:hyperlink r:id="rId13">
         <w:r>
@@ -466,146 +669,6 @@
         <w:rPr>
           <w:lang w:val="en_US" w:bidi="en_US"/>
         </w:rPr>
-        <w:t>)—in his first message (</w:t>
-      </w:r>
-      <w:hyperlink r:id="rId20">
-        <w:r>
-          <w:rPr>
-            <w:lang w:val="en_US" w:bidi="en_US"/>
-          </w:rPr>
-          <w:rPr>
-            <w:color w:val="0000EE"/>
-            <w:u w:val="single"/>
-          </w:rPr>
-          <w:t>1:2–5</w:t>
-        </w:r>
-      </w:hyperlink>
-      <w:r>
-        <w:rPr>
-          <w:lang w:val="en_US" w:bidi="en_US"/>
-        </w:rPr>
-        <w:t>). The prophet then debates this thesis with his audience in the five messages that follow. The second message (</w:t>
-      </w:r>
-      <w:hyperlink r:id="rId21">
-        <w:r>
-          <w:rPr>
-            <w:lang w:val="en_US" w:bidi="en_US"/>
-          </w:rPr>
-          <w:rPr>
-            <w:color w:val="0000EE"/>
-            <w:u w:val="single"/>
-          </w:rPr>
-          <w:t>1:6–2:9</w:t>
-        </w:r>
-      </w:hyperlink>
-      <w:r>
-        <w:rPr>
-          <w:lang w:val="en_US" w:bidi="en_US"/>
-        </w:rPr>
-        <w:t>), aimed specifically at the priests and Levites serving in the second Temple, affirms that God is the Lord and Father of all Israel and deserves true worship. The third message (</w:t>
-      </w:r>
-      <w:hyperlink r:id="rId22">
-        <w:r>
-          <w:rPr>
-            <w:lang w:val="en_US" w:bidi="en_US"/>
-          </w:rPr>
-          <w:rPr>
-            <w:color w:val="0000EE"/>
-            <w:u w:val="single"/>
-          </w:rPr>
-          <w:t>2:10–16</w:t>
-        </w:r>
-      </w:hyperlink>
-      <w:r>
-        <w:rPr>
-          <w:lang w:val="en_US" w:bidi="en_US"/>
-        </w:rPr>
-        <w:t>) extends the implications of God’s love to human relationships, especially marriage. The fourth message (</w:t>
-      </w:r>
-      <w:hyperlink r:id="rId23">
-        <w:r>
-          <w:rPr>
-            <w:lang w:val="en_US" w:bidi="en_US"/>
-          </w:rPr>
-          <w:rPr>
-            <w:color w:val="0000EE"/>
-            <w:u w:val="single"/>
-          </w:rPr>
-          <w:t>2:17–3:5</w:t>
-        </w:r>
-      </w:hyperlink>
-      <w:r>
-        <w:rPr>
-          <w:lang w:val="en_US" w:bidi="en_US"/>
-        </w:rPr>
-        <w:t>) highlights God’s justice, appeals for honesty in speech and in business, and seeks genuine social concern. The fifth message (</w:t>
-      </w:r>
-      <w:hyperlink r:id="rId24">
-        <w:r>
-          <w:rPr>
-            <w:lang w:val="en_US" w:bidi="en_US"/>
-          </w:rPr>
-          <w:rPr>
-            <w:color w:val="0000EE"/>
-            <w:u w:val="single"/>
-          </w:rPr>
-          <w:t>3:6–12</w:t>
-        </w:r>
-      </w:hyperlink>
-      <w:r>
-        <w:rPr>
-          <w:lang w:val="en_US" w:bidi="en_US"/>
-        </w:rPr>
-        <w:t>) emphasizes God’s faithfulness to his word and calls Israel to a similar faithfulness in worship, especially in the giving of tithes and offerings. The final message (</w:t>
-      </w:r>
-      <w:hyperlink r:id="rId25">
-        <w:r>
-          <w:rPr>
-            <w:lang w:val="en_US" w:bidi="en_US"/>
-          </w:rPr>
-          <w:rPr>
-            <w:color w:val="0000EE"/>
-            <w:u w:val="single"/>
-          </w:rPr>
-          <w:t>3:13–4:3</w:t>
-        </w:r>
-      </w:hyperlink>
-      <w:r>
-        <w:rPr>
-          <w:lang w:val="en_US" w:bidi="en_US"/>
-        </w:rPr>
-        <w:t>) reiterates God’s desire for Israel to be honest and faithful in worship, in view of the coming day of the Lord.</w:t>
-      </w:r>
-    </w:p>
-    <w:p>
-      <w:pPr/>
-      <w:r>
-        <w:rPr>
-          <w:lang w:val="en_US" w:bidi="en_US"/>
-        </w:rPr>
-      </w:r>
-      <w:r>
-        <w:rPr>
-          <w:lang w:val="en_US" w:bidi="en_US"/>
-        </w:rPr>
-        <w:t>Malachi’s pastoral heart is evident in his preaching: He begins and ends with a message of encouragement (</w:t>
-      </w:r>
-      <w:hyperlink r:id="rId13">
-        <w:r>
-          <w:rPr>
-            <w:lang w:val="en_US" w:bidi="en_US"/>
-          </w:rPr>
-          <w:rPr>
-            <w:color w:val="0000EE"/>
-            <w:u w:val="single"/>
-          </w:rPr>
-          <w:t>1:2</w:t>
-        </w:r>
-      </w:hyperlink>
-      <w:r>
-        <w:rPr>
-          <w:lang w:val="en_US" w:bidi="en_US"/>
-        </w:rPr>
         <w:t xml:space="preserve">; </w:t>
       </w:r>
       <w:hyperlink r:id="rId26">
@@ -635,7 +698,7 @@
         <w:rPr>
           <w:lang w:val="en_US" w:bidi="en_US"/>
         </w:rPr>
-        <w:t>Authorship</w:t>
+        <w:t>Author</w:t>
       </w:r>
     </w:p>
     <w:p>
@@ -649,7 +712,7 @@
         <w:rPr>
           <w:lang w:val="en_US" w:bidi="en_US"/>
         </w:rPr>
-        <w:t xml:space="preserve">The book of Malachi is silent about its authorship, but it is assumed that the prophet Malachi wrote down his own sermons because of the statement in </w:t>
+        <w:t xml:space="preserve">The book of Malachi does not directly explain who wrote it. However, most scholars believe that the prophet Malachi wrote down his own messages because </w:t>
       </w:r>
       <w:hyperlink r:id="rId27">
         <w:r>
@@ -667,7 +730,19 @@
         <w:rPr>
           <w:lang w:val="en_US" w:bidi="en_US"/>
         </w:rPr>
-        <w:t xml:space="preserve"> (“the message that the Lord gave . . . through the prophet Malachithe message that the Lord gave . . . through the prophet Malachi”). We know nothing of Malachi outside of this book; even there, the only biographical information given is that he was a prophet (</w:t>
+        <w:t xml:space="preserve"> says, “</w:t>
+      </w:r>
+      <w:r>
+        <w:rPr>
+          <w:lang w:val="en_US" w:bidi="en_US"/>
+        </w:rPr>
+        <w:t>This is the burden of the word of the LORD to Israel through Malachi.</w:t>
+      </w:r>
+      <w:r>
+        <w:rPr>
+          <w:lang w:val="en_US" w:bidi="en_US"/>
+        </w:rPr>
+        <w:t>” Nothing else is known about Malachi outside this book. The only personal detail given is that he was a prophet (</w:t>
       </w:r>
       <w:hyperlink r:id="rId27">
         <w:r>
@@ -710,7 +785,7 @@
         <w:rPr>
           <w:lang w:val="en_US" w:bidi="en_US"/>
         </w:rPr>
-        <w:t xml:space="preserve">Unlike many other prophetic books, Malachi contains no date formula that links the prophet’s message to the reign of any particular king (e.g., </w:t>
+        <w:t xml:space="preserve">Unlike many prophetic books, Malachi does not connect his message to the reign of a specific king (compare </w:t>
       </w:r>
       <w:hyperlink r:id="rId28">
         <w:r>
@@ -721,7 +796,7 @@
             <w:color w:val="0000EE"/>
             <w:u w:val="single"/>
           </w:rPr>
-          <w:t>Zeph 1:1</w:t>
+          <w:t>Zephaniah 1:1</w:t>
         </w:r>
       </w:hyperlink>
       <w:r>
@@ -739,7 +814,7 @@
             <w:color w:val="0000EE"/>
             <w:u w:val="single"/>
           </w:rPr>
-          <w:t>Hag 1:1</w:t>
+          <w:t>Haggai 1:1</w:t>
         </w:r>
       </w:hyperlink>
       <w:r>
@@ -757,14 +832,40 @@
             <w:color w:val="0000EE"/>
             <w:u w:val="single"/>
           </w:rPr>
-          <w:t>Zech 1:1</w:t>
+          <w:t>Zechariah 1:1</w:t>
         </w:r>
       </w:hyperlink>
       <w:r>
         <w:rPr>
           <w:lang w:val="en_US" w:bidi="en_US"/>
         </w:rPr>
-        <w:t>). Malachi’s language is similar to that of Haggai and Zechariah, and it seems likely that Malachi was a slightly later contemporary of these two prophets. It is possible (though not certain) that the battle between the Persians and the Greeks at Marathon (about 490 BC) prompted Malachi’s message—the prophet may have interpreted the titanic struggle between East and West as a partial fulfillment of Haggai’s prediction that God was about “to shake the heavens and the earth” and “overthrow royal thrones” (</w:t>
+        <w:t>). His language is similar to the language of Haggai and Zechariah, so he was probably a slightly later contemporary of those prophets.</w:t>
+      </w:r>
+    </w:p>
+    <w:p>
+      <w:pPr/>
+      <w:r>
+        <w:rPr>
+          <w:lang w:val="en_US" w:bidi="en_US"/>
+        </w:rPr>
+      </w:r>
+      <w:r>
+        <w:rPr>
+          <w:lang w:val="en_US" w:bidi="en_US"/>
+        </w:rPr>
+        <w:t>Some scholars think the battle of Marathon between Persia and Greece, around 490 BC, may have influenced Malachi’s message. Malachi may have viewed this conflict between East and West as a partial fulfillment of Haggai’s prophecy that God would "</w:t>
+      </w:r>
+      <w:r>
+        <w:rPr>
+          <w:lang w:val="en_US" w:bidi="en_US"/>
+        </w:rPr>
+        <w:t>shake the heavens and the earth</w:t>
+      </w:r>
+      <w:r>
+        <w:rPr>
+          <w:lang w:val="en_US" w:bidi="en_US"/>
+        </w:rPr>
+        <w:t>" and "overturn royal thrones" (</w:t>
       </w:r>
       <w:hyperlink r:id="rId31">
         <w:r>
@@ -775,14 +876,14 @@
             <w:color w:val="0000EE"/>
             <w:u w:val="single"/>
           </w:rPr>
-          <w:t>Hag 2:21–22</w:t>
+          <w:t>Haggai 2:21–22</w:t>
         </w:r>
       </w:hyperlink>
       <w:r>
         <w:rPr>
           <w:lang w:val="en_US" w:bidi="en_US"/>
         </w:rPr>
-        <w:t>). It is also possible that Malachi wrote later in the 400s BC.</w:t>
+        <w:t>). Other scholars think Malachi may have written later in the 400s BC.</w:t>
       </w:r>
     </w:p>
     <w:p>
@@ -807,7 +908,97 @@
         <w:rPr>
           <w:lang w:val="en_US" w:bidi="en_US"/>
         </w:rPr>
-        <w:t xml:space="preserve">The literary form of Malachi’s prophecies is similar to legal procedures (or trial speeches) and disputations. A disputation pits the speaker against his audience in combative dialogue. In Malachi, the disputation typically features (1) a declared truth claim by the prophet, (2) a rebuttal by the audience phrased as a question, (3) the prophet’s answer to the audience’s rebuttal by restatement of his initial premise, and (4) the presentation of additional supporting evidence. The desired outcome in a covenant lawsuit and in disputation is to leave the opponent speechless by removing all grounds for argument. This rhetorical question-and-argument format gave rise to the dialogue method of exposition peculiar to the later rabbinic schools of Judaism (see also the teaching method of Jesus in </w:t>
+        <w:t>Malachi’s prophecies often follow the style of a legal dispute or courtroom argument. In this style, the speaker argues directly with the audience. Usually, the pattern includes:</w:t>
+      </w:r>
+    </w:p>
+    <w:p>
+      <w:pPr>
+        <w:pStyle w:val="ListNumber"/>
+        <w:numPr>
+          <w:ilvl w:val="0"/>
+          <w:numId w:val="14"/>
+        </w:numPr>
+        <w:spacing w:line="240" w:lineRule="auto"/>
+        <w:ind w:left="720"/>
+      </w:pPr>
+      <w:r>
+        <w:rPr>
+          <w:lang w:val="en_US" w:bidi="en_US"/>
+        </w:rPr>
+      </w:r>
+      <w:r>
+        <w:rPr>
+          <w:lang w:val="en_US" w:bidi="en_US"/>
+        </w:rPr>
+        <w:t>The prophet states a truth.</w:t>
+      </w:r>
+    </w:p>
+    <w:p>
+      <w:pPr>
+        <w:pStyle w:val="ListNumber"/>
+        <w:spacing w:line="240" w:lineRule="auto"/>
+        <w:ind w:left="720"/>
+      </w:pPr>
+      <w:r>
+        <w:rPr>
+          <w:lang w:val="en_US" w:bidi="en_US"/>
+        </w:rPr>
+      </w:r>
+      <w:r>
+        <w:rPr>
+          <w:lang w:val="en_US" w:bidi="en_US"/>
+        </w:rPr>
+        <w:t>The audience responds with a question or objection.</w:t>
+      </w:r>
+    </w:p>
+    <w:p>
+      <w:pPr>
+        <w:pStyle w:val="ListNumber"/>
+        <w:spacing w:line="240" w:lineRule="auto"/>
+        <w:ind w:left="720"/>
+      </w:pPr>
+      <w:r>
+        <w:rPr>
+          <w:lang w:val="en_US" w:bidi="en_US"/>
+        </w:rPr>
+      </w:r>
+      <w:r>
+        <w:rPr>
+          <w:lang w:val="en_US" w:bidi="en_US"/>
+        </w:rPr>
+        <w:t>The prophet repeats and explains his main point.</w:t>
+      </w:r>
+    </w:p>
+    <w:p>
+      <w:pPr>
+        <w:pStyle w:val="ListNumber"/>
+        <w:spacing w:line="240" w:lineRule="auto"/>
+        <w:ind w:left="720"/>
+      </w:pPr>
+      <w:r>
+        <w:rPr>
+          <w:lang w:val="en_US" w:bidi="en_US"/>
+        </w:rPr>
+      </w:r>
+      <w:r>
+        <w:rPr>
+          <w:lang w:val="en_US" w:bidi="en_US"/>
+        </w:rPr>
+        <w:t>The prophet gives more evidence to support it.</w:t>
+      </w:r>
+    </w:p>
+    <w:p>
+      <w:pPr/>
+      <w:r>
+        <w:rPr>
+          <w:lang w:val="en_US" w:bidi="en_US"/>
+        </w:rPr>
+      </w:r>
+      <w:r>
+        <w:rPr>
+          <w:lang w:val="en_US" w:bidi="en_US"/>
+        </w:rPr>
+        <w:t xml:space="preserve">The goal is to remove every excuse for disagreement. This question-and-answer style later influenced the teaching methods used in Jewish rabbinic schools. A similar pattern also appears in the teaching of Jesus in </w:t>
       </w:r>
       <w:hyperlink r:id="rId32">
         <w:r>
@@ -818,7 +1009,7 @@
             <w:color w:val="0000EE"/>
             <w:u w:val="single"/>
           </w:rPr>
-          <w:t>Matt 5:21–22</w:t>
+          <w:t>Matthew 5:21–22</w:t>
         </w:r>
       </w:hyperlink>
       <w:r>
@@ -843,7 +1034,7 @@
         <w:rPr>
           <w:lang w:val="en_US" w:bidi="en_US"/>
         </w:rPr>
-        <w:t>: “You have heard. . . . But I say, . . .”).</w:t>
+        <w:t>: “You have heard … But I tell you …”</w:t>
       </w:r>
     </w:p>
     <w:p>
@@ -868,7 +1059,7 @@
         <w:rPr>
           <w:lang w:val="en_US" w:bidi="en_US"/>
         </w:rPr>
-        <w:t>Malachi seeks to motivate people to conform to God’s plan. Malachi’s preaching has an overarching concern with the covenant that established a relationship between God and Israel, with its attendant obligations and responsibilities.</w:t>
+        <w:t>Malachi calls people to follow God’s purposes faithfully. His preaching focuses on the covenant relationship between God and Israel and the responsibilities that come with that relationship.</w:t>
       </w:r>
     </w:p>
     <w:p>
@@ -882,7 +1073,7 @@
         <w:rPr>
           <w:lang w:val="en_US" w:bidi="en_US"/>
         </w:rPr>
-        <w:t>Three of Malachi’s messages deal with right relationships. The prophet’s premise is that right knowledge is essential to maintaining right relationships. He addresses right relationships in marriage by decrying divorce and encouraging marital loyalty. He also addresses right relationships in the community at large by focusing on honesty and integrity in the light of God’s character.</w:t>
+        <w:t>Three of Malachi’s messages focus on right relationships. He teaches that a correct understanding of God helps people maintain healthy relationships. He speaks about marriage by condemning divorce and encouraging faithfulness between husband and wife. He also teaches about honesty and integrity in the wider community.</w:t>
       </w:r>
     </w:p>
     <w:p>
@@ -896,7 +1087,7 @@
         <w:rPr>
           <w:lang w:val="en_US" w:bidi="en_US"/>
         </w:rPr>
-        <w:t>Malachi calls God’s people back to a right understanding of God as Israel’s Father, Master, and covenant God. Malachi urges a return to right worship through participating in the Temple sacrifices with integrity. Malachi also encourages appropriate giving to God, who is gracious and generous in his response to those who are faithful.</w:t>
+        <w:t>Malachi calls God’s people back to a true understanding of God as Israel’s Father, Master, and covenant God. He urges the people to worship rightly by offering temple sacrifices with sincerity. He also encourages faithful giving to God, who responds generously to those who trust and obey him.</w:t>
       </w:r>
       <w:r>
         <w:rPr>
@@ -2798,6 +2989,12 @@
   </w:num>
   <w:num w:numId="13" w16cid:durableId="592781308">
     <w:abstractNumId w:val="11"/>
+  </w:num>
+  <w:num w:numId="14">
+    <w:abstractNumId w:val="3"/>
+    <w:lvlOverride w:ilvl="0">
+      <w:startOverride w:val="1"/>
+    </w:lvlOverride>
   </w:num>
   <w:numIdMacAtCleanup w:val="10"/>
 </w:numbering>

--- a/eng/docx/39.content.docx
+++ b/eng/docx/39.content.docx
@@ -19,7 +19,7 @@
         <w:rPr>
           <w:lang w:val="en_US" w:bidi="en_US"/>
         </w:rPr>
-        <w:t>Resource: Tyndale Open Study Notes</w:t>
+        <w:t>Resource: Aquifer Open Study Notes (Book Intros)</w:t>
       </w:r>
       <w:r>
         <w:rPr>
@@ -112,7 +112,7 @@
         <w:rPr>
           <w:lang w:val="en_US" w:bidi="en_US"/>
         </w:rPr>
-        <w:t>Tyndale Open Study Notes</w:t>
+        <w:t>Aquifer Open Study Notes (Book Intros)</w:t>
       </w:r>
     </w:p>
     <w:p>

--- a/eng/docx/39.content.docx
+++ b/eng/docx/39.content.docx
@@ -245,18 +245,12 @@
         </w:rPr>
         <w:t>” (</w:t>
       </w:r>
-      <w:hyperlink r:id="rId13">
-        <w:r>
-          <w:rPr>
-            <w:lang w:val="en_US" w:bidi="en_US"/>
-          </w:rPr>
-          <w:rPr>
-            <w:color w:val="0000EE"/>
-            <w:u w:val="single"/>
-          </w:rPr>
-          <w:t>1:2</w:t>
-        </w:r>
-      </w:hyperlink>
+      <w:r>
+        <w:rPr>
+          <w:lang w:val="en_US" w:bidi="en_US"/>
+        </w:rPr>
+        <w:t>1:2</w:t>
+      </w:r>
       <w:r>
         <w:rPr>
           <w:lang w:val="en_US" w:bidi="en_US"/>
@@ -334,36 +328,24 @@
         </w:rPr>
         <w:t>prosperity (</w:t>
       </w:r>
-      <w:hyperlink r:id="rId14">
-        <w:r>
-          <w:rPr>
-            <w:lang w:val="en_US" w:bidi="en_US"/>
-          </w:rPr>
-          <w:rPr>
-            <w:color w:val="0000EE"/>
-            <w:u w:val="single"/>
-          </w:rPr>
-          <w:t>Haggai 2:7</w:t>
-        </w:r>
-      </w:hyperlink>
+      <w:r>
+        <w:rPr>
+          <w:lang w:val="en_US" w:bidi="en_US"/>
+        </w:rPr>
+        <w:t>Haggai 2:7</w:t>
+      </w:r>
       <w:r>
         <w:rPr>
           <w:lang w:val="en_US" w:bidi="en_US"/>
         </w:rPr>
         <w:t xml:space="preserve">, </w:t>
       </w:r>
-      <w:hyperlink r:id="rId15">
-        <w:r>
-          <w:rPr>
-            <w:lang w:val="en_US" w:bidi="en_US"/>
-          </w:rPr>
-          <w:rPr>
-            <w:color w:val="0000EE"/>
-            <w:u w:val="single"/>
-          </w:rPr>
-          <w:t>18–19</w:t>
-        </w:r>
-      </w:hyperlink>
+      <w:r>
+        <w:rPr>
+          <w:lang w:val="en_US" w:bidi="en_US"/>
+        </w:rPr>
+        <w:t>18–19</w:t>
+      </w:r>
       <w:r>
         <w:rPr>
           <w:lang w:val="en_US" w:bidi="en_US"/>
@@ -388,36 +370,24 @@
         </w:rPr>
         <w:t>a king from David’s family line (</w:t>
       </w:r>
-      <w:hyperlink r:id="rId16">
-        <w:r>
-          <w:rPr>
-            <w:lang w:val="en_US" w:bidi="en_US"/>
-          </w:rPr>
-          <w:rPr>
-            <w:color w:val="0000EE"/>
-            <w:u w:val="single"/>
-          </w:rPr>
-          <w:t>Ezekiel 34:13</w:t>
-        </w:r>
-      </w:hyperlink>
+      <w:r>
+        <w:rPr>
+          <w:lang w:val="en_US" w:bidi="en_US"/>
+        </w:rPr>
+        <w:t>Ezekiel 34:13</w:t>
+      </w:r>
       <w:r>
         <w:rPr>
           <w:lang w:val="en_US" w:bidi="en_US"/>
         </w:rPr>
         <w:t xml:space="preserve">, </w:t>
       </w:r>
-      <w:hyperlink r:id="rId17">
-        <w:r>
-          <w:rPr>
-            <w:lang w:val="en_US" w:bidi="en_US"/>
-          </w:rPr>
-          <w:rPr>
-            <w:color w:val="0000EE"/>
-            <w:u w:val="single"/>
-          </w:rPr>
-          <w:t>23–24</w:t>
-        </w:r>
-      </w:hyperlink>
+      <w:r>
+        <w:rPr>
+          <w:lang w:val="en_US" w:bidi="en_US"/>
+        </w:rPr>
+        <w:t>23–24</w:t>
+      </w:r>
       <w:r>
         <w:rPr>
           <w:lang w:val="en_US" w:bidi="en_US"/>
@@ -442,36 +412,24 @@
         </w:rPr>
         <w:t>the new covenant promised through the prophet Jeremiah (</w:t>
       </w:r>
-      <w:hyperlink r:id="rId18">
-        <w:r>
-          <w:rPr>
-            <w:lang w:val="en_US" w:bidi="en_US"/>
-          </w:rPr>
-          <w:rPr>
-            <w:color w:val="0000EE"/>
-            <w:u w:val="single"/>
-          </w:rPr>
-          <w:t>Jeremiah 31:23</w:t>
-        </w:r>
-      </w:hyperlink>
+      <w:r>
+        <w:rPr>
+          <w:lang w:val="en_US" w:bidi="en_US"/>
+        </w:rPr>
+        <w:t>Jeremiah 31:23</w:t>
+      </w:r>
       <w:r>
         <w:rPr>
           <w:lang w:val="en_US" w:bidi="en_US"/>
         </w:rPr>
         <w:t xml:space="preserve">, </w:t>
       </w:r>
-      <w:hyperlink r:id="rId19">
-        <w:r>
-          <w:rPr>
-            <w:lang w:val="en_US" w:bidi="en_US"/>
-          </w:rPr>
-          <w:rPr>
-            <w:color w:val="0000EE"/>
-            <w:u w:val="single"/>
-          </w:rPr>
-          <w:t>31–34</w:t>
-        </w:r>
-      </w:hyperlink>
+      <w:r>
+        <w:rPr>
+          <w:lang w:val="en_US" w:bidi="en_US"/>
+        </w:rPr>
+        <w:t>31–34</w:t>
+      </w:r>
       <w:r>
         <w:rPr>
           <w:lang w:val="en_US" w:bidi="en_US"/>
@@ -517,18 +475,12 @@
         </w:rPr>
         <w:t>Malachi explains who God is so that the people of Judah can better understand their covenant relationship with him. The book begins with Malachi’s main message: God loves Israel (</w:t>
       </w:r>
-      <w:hyperlink r:id="rId20">
-        <w:r>
-          <w:rPr>
-            <w:lang w:val="en_US" w:bidi="en_US"/>
-          </w:rPr>
-          <w:rPr>
-            <w:color w:val="0000EE"/>
-            <w:u w:val="single"/>
-          </w:rPr>
-          <w:t>1:2–5</w:t>
-        </w:r>
-      </w:hyperlink>
+      <w:r>
+        <w:rPr>
+          <w:lang w:val="en_US" w:bidi="en_US"/>
+        </w:rPr>
+        <w:t>1:2–5</w:t>
+      </w:r>
       <w:r>
         <w:rPr>
           <w:lang w:val="en_US" w:bidi="en_US"/>
@@ -549,90 +501,60 @@
         </w:rPr>
         <w:t>The second message (</w:t>
       </w:r>
-      <w:hyperlink r:id="rId21">
-        <w:r>
-          <w:rPr>
-            <w:lang w:val="en_US" w:bidi="en_US"/>
-          </w:rPr>
-          <w:rPr>
-            <w:color w:val="0000EE"/>
-            <w:u w:val="single"/>
-          </w:rPr>
-          <w:t>1:6–2:9</w:t>
-        </w:r>
-      </w:hyperlink>
+      <w:r>
+        <w:rPr>
+          <w:lang w:val="en_US" w:bidi="en_US"/>
+        </w:rPr>
+        <w:t>1:6–2:9</w:t>
+      </w:r>
       <w:r>
         <w:rPr>
           <w:lang w:val="en_US" w:bidi="en_US"/>
         </w:rPr>
         <w:t>) speaks mainly to the priests and Levites serving in the Second Temple (the temple rebuilt after the return from exile). The second message teaches that God is the Lord and Father of Israel and deserves true worship. The third message (</w:t>
       </w:r>
-      <w:hyperlink r:id="rId22">
-        <w:r>
-          <w:rPr>
-            <w:lang w:val="en_US" w:bidi="en_US"/>
-          </w:rPr>
-          <w:rPr>
-            <w:color w:val="0000EE"/>
-            <w:u w:val="single"/>
-          </w:rPr>
-          <w:t>2:10–16</w:t>
-        </w:r>
-      </w:hyperlink>
+      <w:r>
+        <w:rPr>
+          <w:lang w:val="en_US" w:bidi="en_US"/>
+        </w:rPr>
+        <w:t>2:10–16</w:t>
+      </w:r>
       <w:r>
         <w:rPr>
           <w:lang w:val="en_US" w:bidi="en_US"/>
         </w:rPr>
         <w:t>) applies God’s love to human relationships, especially marriage. The fourth message(</w:t>
       </w:r>
-      <w:hyperlink r:id="rId23">
-        <w:r>
-          <w:rPr>
-            <w:lang w:val="en_US" w:bidi="en_US"/>
-          </w:rPr>
-          <w:rPr>
-            <w:color w:val="0000EE"/>
-            <w:u w:val="single"/>
-          </w:rPr>
-          <w:t>2:17–3:5</w:t>
-        </w:r>
-      </w:hyperlink>
+      <w:r>
+        <w:rPr>
+          <w:lang w:val="en_US" w:bidi="en_US"/>
+        </w:rPr>
+        <w:t>2:17–3:5</w:t>
+      </w:r>
       <w:r>
         <w:rPr>
           <w:lang w:val="en_US" w:bidi="en_US"/>
         </w:rPr>
         <w:t>) focuses on God’s justice, calls people to honesty in speech and in business, and seeks genuine concern for people in need. The fifth message (</w:t>
       </w:r>
-      <w:hyperlink r:id="rId24">
-        <w:r>
-          <w:rPr>
-            <w:lang w:val="en_US" w:bidi="en_US"/>
-          </w:rPr>
-          <w:rPr>
-            <w:color w:val="0000EE"/>
-            <w:u w:val="single"/>
-          </w:rPr>
-          <w:t>3:6–12</w:t>
-        </w:r>
-      </w:hyperlink>
+      <w:r>
+        <w:rPr>
+          <w:lang w:val="en_US" w:bidi="en_US"/>
+        </w:rPr>
+        <w:t>3:6–12</w:t>
+      </w:r>
       <w:r>
         <w:rPr>
           <w:lang w:val="en_US" w:bidi="en_US"/>
         </w:rPr>
         <w:t>) emphasizes God’s faithfulness and calls the people to faithful worship, especially through tithes and offerings. The final message(</w:t>
       </w:r>
-      <w:hyperlink r:id="rId25">
-        <w:r>
-          <w:rPr>
-            <w:lang w:val="en_US" w:bidi="en_US"/>
-          </w:rPr>
-          <w:rPr>
-            <w:color w:val="0000EE"/>
-            <w:u w:val="single"/>
-          </w:rPr>
-          <w:t>3:13–4:3</w:t>
-        </w:r>
-      </w:hyperlink>
+      <w:r>
+        <w:rPr>
+          <w:lang w:val="en_US" w:bidi="en_US"/>
+        </w:rPr>
+        <w:t>3:13–4:3</w:t>
+      </w:r>
       <w:r>
         <w:rPr>
           <w:lang w:val="en_US" w:bidi="en_US"/>
@@ -653,36 +575,24 @@
         </w:rPr>
         <w:t>Malachi’s care for the people appears throughout his preaching. He begins and ends his book with words of encouragement (</w:t>
       </w:r>
-      <w:hyperlink r:id="rId13">
-        <w:r>
-          <w:rPr>
-            <w:lang w:val="en_US" w:bidi="en_US"/>
-          </w:rPr>
-          <w:rPr>
-            <w:color w:val="0000EE"/>
-            <w:u w:val="single"/>
-          </w:rPr>
-          <w:t>1:2</w:t>
-        </w:r>
-      </w:hyperlink>
+      <w:r>
+        <w:rPr>
+          <w:lang w:val="en_US" w:bidi="en_US"/>
+        </w:rPr>
+        <w:t>1:2</w:t>
+      </w:r>
       <w:r>
         <w:rPr>
           <w:lang w:val="en_US" w:bidi="en_US"/>
         </w:rPr>
         <w:t xml:space="preserve">; </w:t>
       </w:r>
-      <w:hyperlink r:id="rId26">
-        <w:r>
-          <w:rPr>
-            <w:lang w:val="en_US" w:bidi="en_US"/>
-          </w:rPr>
-          <w:rPr>
-            <w:color w:val="0000EE"/>
-            <w:u w:val="single"/>
-          </w:rPr>
-          <w:t>4:2</w:t>
-        </w:r>
-      </w:hyperlink>
+      <w:r>
+        <w:rPr>
+          <w:lang w:val="en_US" w:bidi="en_US"/>
+        </w:rPr>
+        <w:t>4:2</w:t>
+      </w:r>
       <w:r>
         <w:rPr>
           <w:lang w:val="en_US" w:bidi="en_US"/>
@@ -714,18 +624,12 @@
         </w:rPr>
         <w:t xml:space="preserve">The book of Malachi does not directly explain who wrote it. However, most scholars believe that the prophet Malachi wrote down his own messages because </w:t>
       </w:r>
-      <w:hyperlink r:id="rId27">
-        <w:r>
-          <w:rPr>
-            <w:lang w:val="en_US" w:bidi="en_US"/>
-          </w:rPr>
-          <w:rPr>
-            <w:color w:val="0000EE"/>
-            <w:u w:val="single"/>
-          </w:rPr>
-          <w:t>1:1</w:t>
-        </w:r>
-      </w:hyperlink>
+      <w:r>
+        <w:rPr>
+          <w:lang w:val="en_US" w:bidi="en_US"/>
+        </w:rPr>
+        <w:t>1:1</w:t>
+      </w:r>
       <w:r>
         <w:rPr>
           <w:lang w:val="en_US" w:bidi="en_US"/>
@@ -744,18 +648,12 @@
         </w:rPr>
         <w:t>” Nothing else is known about Malachi outside this book. The only personal detail given is that he was a prophet (</w:t>
       </w:r>
-      <w:hyperlink r:id="rId27">
-        <w:r>
-          <w:rPr>
-            <w:lang w:val="en_US" w:bidi="en_US"/>
-          </w:rPr>
-          <w:rPr>
-            <w:color w:val="0000EE"/>
-            <w:u w:val="single"/>
-          </w:rPr>
-          <w:t>1:1</w:t>
-        </w:r>
-      </w:hyperlink>
+      <w:r>
+        <w:rPr>
+          <w:lang w:val="en_US" w:bidi="en_US"/>
+        </w:rPr>
+        <w:t>1:1</w:t>
+      </w:r>
       <w:r>
         <w:rPr>
           <w:lang w:val="en_US" w:bidi="en_US"/>
@@ -787,54 +685,36 @@
         </w:rPr>
         <w:t xml:space="preserve">Unlike many prophetic books, Malachi does not connect his message to the reign of a specific king (compare </w:t>
       </w:r>
-      <w:hyperlink r:id="rId28">
-        <w:r>
-          <w:rPr>
-            <w:lang w:val="en_US" w:bidi="en_US"/>
-          </w:rPr>
-          <w:rPr>
-            <w:color w:val="0000EE"/>
-            <w:u w:val="single"/>
-          </w:rPr>
-          <w:t>Zephaniah 1:1</w:t>
-        </w:r>
-      </w:hyperlink>
+      <w:r>
+        <w:rPr>
+          <w:lang w:val="en_US" w:bidi="en_US"/>
+        </w:rPr>
+        <w:t>Zephaniah 1:1</w:t>
+      </w:r>
       <w:r>
         <w:rPr>
           <w:lang w:val="en_US" w:bidi="en_US"/>
         </w:rPr>
         <w:t xml:space="preserve">; </w:t>
       </w:r>
-      <w:hyperlink r:id="rId29">
-        <w:r>
-          <w:rPr>
-            <w:lang w:val="en_US" w:bidi="en_US"/>
-          </w:rPr>
-          <w:rPr>
-            <w:color w:val="0000EE"/>
-            <w:u w:val="single"/>
-          </w:rPr>
-          <w:t>Haggai 1:1</w:t>
-        </w:r>
-      </w:hyperlink>
+      <w:r>
+        <w:rPr>
+          <w:lang w:val="en_US" w:bidi="en_US"/>
+        </w:rPr>
+        <w:t>Haggai 1:1</w:t>
+      </w:r>
       <w:r>
         <w:rPr>
           <w:lang w:val="en_US" w:bidi="en_US"/>
         </w:rPr>
         <w:t xml:space="preserve">; </w:t>
       </w:r>
-      <w:hyperlink r:id="rId30">
-        <w:r>
-          <w:rPr>
-            <w:lang w:val="en_US" w:bidi="en_US"/>
-          </w:rPr>
-          <w:rPr>
-            <w:color w:val="0000EE"/>
-            <w:u w:val="single"/>
-          </w:rPr>
-          <w:t>Zechariah 1:1</w:t>
-        </w:r>
-      </w:hyperlink>
+      <w:r>
+        <w:rPr>
+          <w:lang w:val="en_US" w:bidi="en_US"/>
+        </w:rPr>
+        <w:t>Zechariah 1:1</w:t>
+      </w:r>
       <w:r>
         <w:rPr>
           <w:lang w:val="en_US" w:bidi="en_US"/>
@@ -867,18 +747,12 @@
         </w:rPr>
         <w:t>" and "overturn royal thrones" (</w:t>
       </w:r>
-      <w:hyperlink r:id="rId31">
-        <w:r>
-          <w:rPr>
-            <w:lang w:val="en_US" w:bidi="en_US"/>
-          </w:rPr>
-          <w:rPr>
-            <w:color w:val="0000EE"/>
-            <w:u w:val="single"/>
-          </w:rPr>
-          <w:t>Haggai 2:21–22</w:t>
-        </w:r>
-      </w:hyperlink>
+      <w:r>
+        <w:rPr>
+          <w:lang w:val="en_US" w:bidi="en_US"/>
+        </w:rPr>
+        <w:t>Haggai 2:21–22</w:t>
+      </w:r>
       <w:r>
         <w:rPr>
           <w:lang w:val="en_US" w:bidi="en_US"/>
@@ -1000,36 +874,24 @@
         </w:rPr>
         <w:t xml:space="preserve">The goal is to remove every excuse for disagreement. This question-and-answer style later influenced the teaching methods used in Jewish rabbinic schools. A similar pattern also appears in the teaching of Jesus in </w:t>
       </w:r>
-      <w:hyperlink r:id="rId32">
-        <w:r>
-          <w:rPr>
-            <w:lang w:val="en_US" w:bidi="en_US"/>
-          </w:rPr>
-          <w:rPr>
-            <w:color w:val="0000EE"/>
-            <w:u w:val="single"/>
-          </w:rPr>
-          <w:t>Matthew 5:21–22</w:t>
-        </w:r>
-      </w:hyperlink>
+      <w:r>
+        <w:rPr>
+          <w:lang w:val="en_US" w:bidi="en_US"/>
+        </w:rPr>
+        <w:t>Matthew 5:21–22</w:t>
+      </w:r>
       <w:r>
         <w:rPr>
           <w:lang w:val="en_US" w:bidi="en_US"/>
         </w:rPr>
         <w:t xml:space="preserve">, </w:t>
       </w:r>
-      <w:hyperlink r:id="rId33">
-        <w:r>
-          <w:rPr>
-            <w:lang w:val="en_US" w:bidi="en_US"/>
-          </w:rPr>
-          <w:rPr>
-            <w:color w:val="0000EE"/>
-            <w:u w:val="single"/>
-          </w:rPr>
-          <w:t>27–28</w:t>
-        </w:r>
-      </w:hyperlink>
+      <w:r>
+        <w:rPr>
+          <w:lang w:val="en_US" w:bidi="en_US"/>
+        </w:rPr>
+        <w:t>27–28</w:t>
+      </w:r>
       <w:r>
         <w:rPr>
           <w:lang w:val="en_US" w:bidi="en_US"/>
